--- a/docs/research/mvp/final/v02-data-plane/transport-trait.docx
+++ b/docs/research/mvp/final/v02-data-plane/transport-trait.docx
@@ -10,7 +10,7 @@
         <w:t xml:space="preserve">The Transport Trait</w:t>
       </w:r>
     </w:p>
-    <w:bookmarkStart w:id="59" w:name="the-transport-trait"/>
+    <w:bookmarkStart w:id="74" w:name="the-transport-trait"/>
     <w:p>
       <w:pPr>
         <w:pStyle w:val="Heading1"/>
@@ -274,7 +274,7 @@
         </w:pict>
       </w:r>
     </w:p>
-    <w:bookmarkStart w:id="9" w:name="Xd85ae8015355caa9027ec3cf5bc730a9b2af710"/>
+    <w:bookmarkStart w:id="12" w:name="Xd85ae8015355caa9027ec3cf5bc730a9b2af710"/>
     <w:p>
       <w:pPr>
         <w:pStyle w:val="Heading2"/>
@@ -693,11 +693,46 @@
         <w:pStyle w:val="BodyText"/>
       </w:pPr>
       <w:r>
-        <w:rPr>
-          <w:b/>
-          <w:bCs/>
-        </w:rPr>
-        <w:t xml:space="preserve">[MERMAID RENDER FAILED — block #1]</w:t>
+        <w:drawing>
+          <wp:inline>
+            <wp:extent cx="5334000" cy="5209953"/>
+            <wp:effectExtent b="0" l="0" r="0" t="0"/>
+            <wp:docPr descr="diagram" title="" id="10" name="Picture"/>
+            <a:graphic>
+              <a:graphicData uri="http://schemas.openxmlformats.org/drawingml/2006/picture">
+                <pic:pic>
+                  <pic:nvPicPr>
+                    <pic:cNvPr descr="/tmp/.private/milosvasic/tmp.kxGHLuiXxl/img/diagram_001_e17a3610718a.png" id="11" name="Picture"/>
+                    <pic:cNvPicPr>
+                      <a:picLocks noChangeArrowheads="1" noChangeAspect="1"/>
+                    </pic:cNvPicPr>
+                  </pic:nvPicPr>
+                  <pic:blipFill>
+                    <a:blip r:embed="rId9"/>
+                    <a:stretch>
+                      <a:fillRect/>
+                    </a:stretch>
+                  </pic:blipFill>
+                  <pic:spPr bwMode="auto">
+                    <a:xfrm>
+                      <a:off x="0" y="0"/>
+                      <a:ext cx="5334000" cy="5209953"/>
+                    </a:xfrm>
+                    <a:prstGeom prst="rect">
+                      <a:avLst/>
+                    </a:prstGeom>
+                    <a:noFill/>
+                    <a:ln w="9525">
+                      <a:noFill/>
+                      <a:headEnd/>
+                      <a:tailEnd/>
+                    </a:ln>
+                  </pic:spPr>
+                </pic:pic>
+              </a:graphicData>
+            </a:graphic>
+          </wp:inline>
+        </w:drawing>
       </w:r>
     </w:p>
     <w:p>
@@ -707,8 +742,8 @@
         </w:pict>
       </w:r>
     </w:p>
-    <w:bookmarkEnd w:id="9"/>
-    <w:bookmarkStart w:id="10" w:name="X5ef4cd2150e404e8f12c2a56ab741e07580ba3f"/>
+    <w:bookmarkEnd w:id="12"/>
+    <w:bookmarkStart w:id="13" w:name="X5ef4cd2150e404e8f12c2a56ab741e07580ba3f"/>
     <w:p>
       <w:pPr>
         <w:pStyle w:val="Heading2"/>
@@ -1546,8 +1581,8 @@
         </w:pict>
       </w:r>
     </w:p>
-    <w:bookmarkEnd w:id="10"/>
-    <w:bookmarkStart w:id="15" w:name="X7bf6a4f8fb174e25ddf2c10377f3591ef22eef2"/>
+    <w:bookmarkEnd w:id="13"/>
+    <w:bookmarkStart w:id="18" w:name="X7bf6a4f8fb174e25ddf2c10377f3591ef22eef2"/>
     <w:p>
       <w:pPr>
         <w:pStyle w:val="Heading2"/>
@@ -2760,7 +2795,7 @@
         <w:t xml:space="preserve">}</w:t>
       </w:r>
     </w:p>
-    <w:bookmarkStart w:id="11" w:name="Xd4eacdd8fa43a8cf265a804dc99f9e445f8f780"/>
+    <w:bookmarkStart w:id="14" w:name="Xd4eacdd8fa43a8cf265a804dc99f9e445f8f780"/>
     <w:p>
       <w:pPr>
         <w:pStyle w:val="Heading3"/>
@@ -3410,8 +3445,8 @@
         </w:tc>
       </w:tr>
     </w:tbl>
-    <w:bookmarkEnd w:id="11"/>
-    <w:bookmarkStart w:id="12" w:name="X1c2b6d37e93cbf6040336294b6fbb30a23c111b"/>
+    <w:bookmarkEnd w:id="14"/>
+    <w:bookmarkStart w:id="15" w:name="X1c2b6d37e93cbf6040336294b6fbb30a23c111b"/>
     <w:p>
       <w:pPr>
         <w:pStyle w:val="Heading3"/>
@@ -3686,8 +3721,8 @@
         <w:t xml:space="preserve">§5.1), not a trait constraint.</w:t>
       </w:r>
     </w:p>
-    <w:bookmarkEnd w:id="12"/>
-    <w:bookmarkStart w:id="13" w:name="Xc649afd51cc4aadd14e42be2cac9623726f68d7"/>
+    <w:bookmarkEnd w:id="15"/>
+    <w:bookmarkStart w:id="16" w:name="Xc649afd51cc4aadd14e42be2cac9623726f68d7"/>
     <w:p>
       <w:pPr>
         <w:pStyle w:val="Heading3"/>
@@ -4153,8 +4188,8 @@
         <w:t xml:space="preserve">by Phase-0 BENCH evidence).</w:t>
       </w:r>
     </w:p>
-    <w:bookmarkEnd w:id="13"/>
-    <w:bookmarkStart w:id="14" w:name="X68ef0f7fabb29ae2e0b1d1f4825deb28bced243"/>
+    <w:bookmarkEnd w:id="16"/>
+    <w:bookmarkStart w:id="17" w:name="X68ef0f7fabb29ae2e0b1d1f4825deb28bced243"/>
     <w:p>
       <w:pPr>
         <w:pStyle w:val="Heading3"/>
@@ -4725,9 +4760,9 @@
         </w:pict>
       </w:r>
     </w:p>
-    <w:bookmarkEnd w:id="14"/>
-    <w:bookmarkEnd w:id="15"/>
-    <w:bookmarkStart w:id="19" w:name="Xb39c7e3fdf90db09953f66784853541f2da63b7"/>
+    <w:bookmarkEnd w:id="17"/>
+    <w:bookmarkEnd w:id="18"/>
+    <w:bookmarkStart w:id="22" w:name="Xb39c7e3fdf90db09953f66784853541f2da63b7"/>
     <w:p>
       <w:pPr>
         <w:pStyle w:val="Heading2"/>
@@ -4748,7 +4783,7 @@
         <w:t xml:space="preserve">, supporting types, and the wire-config seam</w:t>
       </w:r>
     </w:p>
-    <w:bookmarkStart w:id="16" w:name="X4de597ce8485c358f8d53df194fa05713de6fdd"/>
+    <w:bookmarkStart w:id="19" w:name="X4de597ce8485c358f8d53df194fa05713de6fdd"/>
     <w:p>
       <w:pPr>
         <w:pStyle w:val="Heading3"/>
@@ -6738,8 +6773,8 @@
         </w:tc>
       </w:tr>
     </w:tbl>
-    <w:bookmarkEnd w:id="16"/>
-    <w:bookmarkStart w:id="17" w:name="X9bd79455c9293427176f38bae932aba7021f8f1"/>
+    <w:bookmarkEnd w:id="19"/>
+    <w:bookmarkStart w:id="20" w:name="X9bd79455c9293427176f38bae932aba7021f8f1"/>
     <w:p>
       <w:pPr>
         <w:pStyle w:val="Heading3"/>
@@ -7279,8 +7314,8 @@
         <w:t xml:space="preserve">finds it nowhere.</w:t>
       </w:r>
     </w:p>
-    <w:bookmarkEnd w:id="17"/>
-    <w:bookmarkStart w:id="18" w:name="Xabb16c1b7bb1c0accd9245d5a2f4b8e6875af93"/>
+    <w:bookmarkEnd w:id="20"/>
+    <w:bookmarkStart w:id="21" w:name="Xabb16c1b7bb1c0accd9245d5a2f4b8e6875af93"/>
     <w:p>
       <w:pPr>
         <w:pStyle w:val="Heading3"/>
@@ -7858,9 +7893,9 @@
         </w:pict>
       </w:r>
     </w:p>
-    <w:bookmarkEnd w:id="18"/>
-    <w:bookmarkEnd w:id="19"/>
-    <w:bookmarkStart w:id="31" w:name="X97e4d798be796db06f22269614c8244145fb2c9"/>
+    <w:bookmarkEnd w:id="21"/>
+    <w:bookmarkEnd w:id="22"/>
+    <w:bookmarkStart w:id="34" w:name="X97e4d798be796db06f22269614c8244145fb2c9"/>
     <w:p>
       <w:pPr>
         <w:pStyle w:val="Heading2"/>
@@ -7945,7 +7980,7 @@
         <w:t xml:space="preserve">opaque here [01-DP §4].</w:t>
       </w:r>
     </w:p>
-    <w:bookmarkStart w:id="20" w:name="Xdda98e44928b57cb3aed35321c03a22866e6838"/>
+    <w:bookmarkStart w:id="23" w:name="Xdda98e44928b57cb3aed35321c03a22866e6838"/>
     <w:p>
       <w:pPr>
         <w:pStyle w:val="Heading3"/>
@@ -8169,8 +8204,8 @@
         <w:t xml:space="preserve">). Fastest dial (sub-ms).</w:t>
       </w:r>
     </w:p>
-    <w:bookmarkEnd w:id="20"/>
-    <w:bookmarkStart w:id="24" w:name="Xf5bf68b50e2501773c0ca765c78c27326b56cd5"/>
+    <w:bookmarkEnd w:id="23"/>
+    <w:bookmarkStart w:id="27" w:name="Xf5bf68b50e2501773c0ca765c78c27326b56cd5"/>
     <w:p>
       <w:pPr>
         <w:pStyle w:val="Heading3"/>
@@ -8255,7 +8290,7 @@
         <w:t xml:space="preserve">                 └▶ EDGE: CONNECT-UDP proxy (RFC 9298) strips framing → WG datagram → kernel WG</w:t>
       </w:r>
     </w:p>
-    <w:bookmarkStart w:id="21" w:name="Xfbf5f6c76acf35322595aea575eba63b17e447b"/>
+    <w:bookmarkStart w:id="24" w:name="Xfbf5f6c76acf35322595aea575eba63b17e447b"/>
     <w:p>
       <w:pPr>
         <w:pStyle w:val="Heading4"/>
@@ -8766,8 +8801,8 @@
         <w:t xml:space="preserve">(edge language, [01-DP §11.2]).</w:t>
       </w:r>
     </w:p>
-    <w:bookmarkEnd w:id="21"/>
-    <w:bookmarkStart w:id="22" w:name="X756f976dabba14d10b4d6d4df1827a06864b1a1"/>
+    <w:bookmarkEnd w:id="24"/>
+    <w:bookmarkStart w:id="25" w:name="X756f976dabba14d10b4d6d4df1827a06864b1a1"/>
     <w:p>
       <w:pPr>
         <w:pStyle w:val="Heading4"/>
@@ -8987,8 +9022,8 @@
         <w:t xml:space="preserve">model is real [04_P0 §5.3].</w:t>
       </w:r>
     </w:p>
-    <w:bookmarkEnd w:id="22"/>
-    <w:bookmarkStart w:id="23" w:name="X805f1853425676782b36a892ecd06ad1944c8e5"/>
+    <w:bookmarkEnd w:id="25"/>
+    <w:bookmarkStart w:id="26" w:name="X805f1853425676782b36a892ecd06ad1944c8e5"/>
     <w:p>
       <w:pPr>
         <w:pStyle w:val="Heading4"/>
@@ -9073,9 +9108,9 @@
         <w:t xml:space="preserve">[04_P0 §8].</w:t>
       </w:r>
     </w:p>
-    <w:bookmarkEnd w:id="23"/>
-    <w:bookmarkEnd w:id="24"/>
-    <w:bookmarkStart w:id="25" w:name="X0786e684e3ff8e066a396285503e4e9cbbcc161"/>
+    <w:bookmarkEnd w:id="26"/>
+    <w:bookmarkEnd w:id="27"/>
+    <w:bookmarkStart w:id="28" w:name="X0786e684e3ff8e066a396285503e4e9cbbcc161"/>
     <w:p>
       <w:pPr>
         <w:pStyle w:val="Heading3"/>
@@ -9270,8 +9305,8 @@
         <w:t xml:space="preserve">Carries the I2 HoL caveat (TCP); ladder rung above QUIC.</w:t>
       </w:r>
     </w:p>
-    <w:bookmarkEnd w:id="25"/>
-    <w:bookmarkStart w:id="26" w:name="X7c0a1646527bf80e2754e0bb3cb4842c7bb012c"/>
+    <w:bookmarkEnd w:id="28"/>
+    <w:bookmarkStart w:id="29" w:name="X7c0a1646527bf80e2754e0bb3cb4842c7bb012c"/>
     <w:p>
       <w:pPr>
         <w:pStyle w:val="Heading3"/>
@@ -9405,8 +9440,8 @@
         <w:t xml:space="preserve">penalty accepted by design.</w:t>
       </w:r>
     </w:p>
-    <w:bookmarkEnd w:id="26"/>
-    <w:bookmarkStart w:id="27" w:name="X909619670a3d0dbfe291929a0b35b15320ce053"/>
+    <w:bookmarkEnd w:id="29"/>
+    <w:bookmarkStart w:id="30" w:name="X909619670a3d0dbfe291929a0b35b15320ce053"/>
     <w:p>
       <w:pPr>
         <w:pStyle w:val="Heading3"/>
@@ -9564,8 +9599,8 @@
         <w:t xml:space="preserve">(IP-over-H3, no inner-WG header but QUIC overhead) [01-DP §10].</w:t>
       </w:r>
     </w:p>
-    <w:bookmarkEnd w:id="27"/>
-    <w:bookmarkStart w:id="28" w:name="X6c2fd75736dd83d04e0db6248aac3155663430b"/>
+    <w:bookmarkEnd w:id="30"/>
+    <w:bookmarkStart w:id="31" w:name="X6c2fd75736dd83d04e0db6248aac3155663430b"/>
     <w:p>
       <w:pPr>
         <w:pStyle w:val="Heading3"/>
@@ -9717,8 +9752,8 @@
         <w:t xml:space="preserve">(plain-udp minus padding budget) [01-DP §10].</w:t>
       </w:r>
     </w:p>
-    <w:bookmarkEnd w:id="28"/>
-    <w:bookmarkStart w:id="29" w:name="X6940927f6b9fe961019abf45cb84db484867302"/>
+    <w:bookmarkEnd w:id="31"/>
+    <w:bookmarkStart w:id="32" w:name="X6940927f6b9fe961019abf45cb84db484867302"/>
     <w:p>
       <w:pPr>
         <w:pStyle w:val="Heading3"/>
@@ -9946,8 +9981,8 @@
         <w:t xml:space="preserve">(§11.4.66).</w:t>
       </w:r>
     </w:p>
-    <w:bookmarkEnd w:id="29"/>
-    <w:bookmarkStart w:id="30" w:name="X76cba1d2ef2c9c17853d9ea7090853e54edccb3"/>
+    <w:bookmarkEnd w:id="32"/>
+    <w:bookmarkStart w:id="33" w:name="X76cba1d2ef2c9c17853d9ea7090853e54edccb3"/>
     <w:p>
       <w:pPr>
         <w:pStyle w:val="Heading3"/>
@@ -10499,9 +10534,9 @@
         </w:pict>
       </w:r>
     </w:p>
-    <w:bookmarkEnd w:id="30"/>
-    <w:bookmarkEnd w:id="31"/>
-    <w:bookmarkStart w:id="38" w:name="Xce5fbd379dad926051f20ce7c4178b2364ca73c"/>
+    <w:bookmarkEnd w:id="33"/>
+    <w:bookmarkEnd w:id="34"/>
+    <w:bookmarkStart w:id="47" w:name="Xce5fbd379dad926051f20ce7c4178b2364ca73c"/>
     <w:p>
       <w:pPr>
         <w:pStyle w:val="Heading2"/>
@@ -10611,7 +10646,7 @@
         <w:t xml:space="preserve">projection of both.</w:t>
       </w:r>
     </w:p>
-    <w:bookmarkStart w:id="32" w:name="X89652570375f212560d22bc0973f244b1fe8e46"/>
+    <w:bookmarkStart w:id="38" w:name="X89652570375f212560d22bc0973f244b1fe8e46"/>
     <w:p>
       <w:pPr>
         <w:pStyle w:val="Heading3"/>
@@ -10640,11 +10675,46 @@
         <w:pStyle w:val="FirstParagraph"/>
       </w:pPr>
       <w:r>
-        <w:rPr>
-          <w:b/>
-          <w:bCs/>
-        </w:rPr>
-        <w:t xml:space="preserve">[MERMAID RENDER FAILED — block #2]</w:t>
+        <w:drawing>
+          <wp:inline>
+            <wp:extent cx="5334000" cy="3946071"/>
+            <wp:effectExtent b="0" l="0" r="0" t="0"/>
+            <wp:docPr descr="diagram" title="" id="36" name="Picture"/>
+            <a:graphic>
+              <a:graphicData uri="http://schemas.openxmlformats.org/drawingml/2006/picture">
+                <pic:pic>
+                  <pic:nvPicPr>
+                    <pic:cNvPr descr="/tmp/.private/milosvasic/tmp.kxGHLuiXxl/img/diagram_002_b139d09b7513.png" id="37" name="Picture"/>
+                    <pic:cNvPicPr>
+                      <a:picLocks noChangeArrowheads="1" noChangeAspect="1"/>
+                    </pic:cNvPicPr>
+                  </pic:nvPicPr>
+                  <pic:blipFill>
+                    <a:blip r:embed="rId35"/>
+                    <a:stretch>
+                      <a:fillRect/>
+                    </a:stretch>
+                  </pic:blipFill>
+                  <pic:spPr bwMode="auto">
+                    <a:xfrm>
+                      <a:off x="0" y="0"/>
+                      <a:ext cx="5334000" cy="3946071"/>
+                    </a:xfrm>
+                    <a:prstGeom prst="rect">
+                      <a:avLst/>
+                    </a:prstGeom>
+                    <a:noFill/>
+                    <a:ln w="9525">
+                      <a:noFill/>
+                      <a:headEnd/>
+                      <a:tailEnd/>
+                    </a:ln>
+                  </pic:spPr>
+                </pic:pic>
+              </a:graphicData>
+            </a:graphic>
+          </wp:inline>
+        </w:drawing>
       </w:r>
     </w:p>
     <w:p>
@@ -10916,8 +10986,8 @@
         <w:t xml:space="preserve">(graceful) or an unrecoverable error.</w:t>
       </w:r>
     </w:p>
-    <w:bookmarkEnd w:id="32"/>
-    <w:bookmarkStart w:id="33" w:name="X7a631fcb8bba085795ddfdf8ab4abf27765c820"/>
+    <w:bookmarkEnd w:id="38"/>
+    <w:bookmarkStart w:id="39" w:name="X7a631fcb8bba085795ddfdf8ab4abf27765c820"/>
     <w:p>
       <w:pPr>
         <w:pStyle w:val="Heading3"/>
@@ -11302,8 +11372,8 @@
         <w:t xml:space="preserve">}</w:t>
       </w:r>
     </w:p>
-    <w:bookmarkEnd w:id="33"/>
-    <w:bookmarkStart w:id="34" w:name="Xc5b52b0dbfdf66813a5fc9507315ae0d0eacfcf"/>
+    <w:bookmarkEnd w:id="39"/>
+    <w:bookmarkStart w:id="43" w:name="Xc5b52b0dbfdf66813a5fc9507315ae0d0eacfcf"/>
     <w:p>
       <w:pPr>
         <w:pStyle w:val="Heading3"/>
@@ -11317,11 +11387,46 @@
         <w:pStyle w:val="FirstParagraph"/>
       </w:pPr>
       <w:r>
-        <w:rPr>
-          <w:b/>
-          <w:bCs/>
-        </w:rPr>
-        <w:t xml:space="preserve">[MERMAID RENDER FAILED — block #3]</w:t>
+        <w:drawing>
+          <wp:inline>
+            <wp:extent cx="5334000" cy="2932339"/>
+            <wp:effectExtent b="0" l="0" r="0" t="0"/>
+            <wp:docPr descr="diagram" title="" id="41" name="Picture"/>
+            <a:graphic>
+              <a:graphicData uri="http://schemas.openxmlformats.org/drawingml/2006/picture">
+                <pic:pic>
+                  <pic:nvPicPr>
+                    <pic:cNvPr descr="/tmp/.private/milosvasic/tmp.kxGHLuiXxl/img/diagram_003_0d0a5949c902.png" id="42" name="Picture"/>
+                    <pic:cNvPicPr>
+                      <a:picLocks noChangeArrowheads="1" noChangeAspect="1"/>
+                    </pic:cNvPicPr>
+                  </pic:nvPicPr>
+                  <pic:blipFill>
+                    <a:blip r:embed="rId40"/>
+                    <a:stretch>
+                      <a:fillRect/>
+                    </a:stretch>
+                  </pic:blipFill>
+                  <pic:spPr bwMode="auto">
+                    <a:xfrm>
+                      <a:off x="0" y="0"/>
+                      <a:ext cx="5334000" cy="2932339"/>
+                    </a:xfrm>
+                    <a:prstGeom prst="rect">
+                      <a:avLst/>
+                    </a:prstGeom>
+                    <a:noFill/>
+                    <a:ln w="9525">
+                      <a:noFill/>
+                      <a:headEnd/>
+                      <a:tailEnd/>
+                    </a:ln>
+                  </pic:spPr>
+                </pic:pic>
+              </a:graphicData>
+            </a:graphic>
+          </wp:inline>
+        </w:drawing>
       </w:r>
     </w:p>
     <w:p>
@@ -11431,8 +11536,8 @@
         <w:t xml:space="preserve">cares about [01-DP §5.2].</w:t>
       </w:r>
     </w:p>
-    <w:bookmarkEnd w:id="34"/>
-    <w:bookmarkStart w:id="35" w:name="X6bc46b43d1d840ef464060c3dc77f0ce9354293"/>
+    <w:bookmarkEnd w:id="43"/>
+    <w:bookmarkStart w:id="44" w:name="X6bc46b43d1d840ef464060c3dc77f0ce9354293"/>
     <w:p>
       <w:pPr>
         <w:pStyle w:val="Heading3"/>
@@ -11620,8 +11725,8 @@
         <w:t xml:space="preserve">within a sweep.</w:t>
       </w:r>
     </w:p>
-    <w:bookmarkEnd w:id="35"/>
-    <w:bookmarkStart w:id="36" w:name="Xfa95ce6da57bf81739c37af78cc7600862e59a5"/>
+    <w:bookmarkEnd w:id="44"/>
+    <w:bookmarkStart w:id="45" w:name="Xfa95ce6da57bf81739c37af78cc7600862e59a5"/>
     <w:p>
       <w:pPr>
         <w:pStyle w:val="Heading3"/>
@@ -12014,8 +12119,8 @@
         <w:t xml:space="preserve">literature) and recorded in the BENCH evidence, not asserted [04_P0 §8].</w:t>
       </w:r>
     </w:p>
-    <w:bookmarkEnd w:id="36"/>
-    <w:bookmarkStart w:id="37" w:name="X3f9c11bef8e336d5adca07f414e7ac3dd427672"/>
+    <w:bookmarkEnd w:id="45"/>
+    <w:bookmarkStart w:id="46" w:name="X3f9c11bef8e336d5adca07f414e7ac3dd427672"/>
     <w:p>
       <w:pPr>
         <w:pStyle w:val="Heading3"/>
@@ -12244,9 +12349,9 @@
         </w:pict>
       </w:r>
     </w:p>
-    <w:bookmarkEnd w:id="37"/>
-    <w:bookmarkEnd w:id="38"/>
-    <w:bookmarkStart w:id="45" w:name="X4f69ad208b2bf9bfd1fbe222ee6abca0d0558fc"/>
+    <w:bookmarkEnd w:id="46"/>
+    <w:bookmarkEnd w:id="47"/>
+    <w:bookmarkStart w:id="57" w:name="X4f69ad208b2bf9bfd1fbe222ee6abca0d0558fc"/>
     <w:p>
       <w:pPr>
         <w:pStyle w:val="Heading2"/>
@@ -12270,7 +12375,7 @@
         <w:t xml:space="preserve">and the escalation-ladder constructor</w:t>
       </w:r>
     </w:p>
-    <w:bookmarkStart w:id="39" w:name="Xb928366dec2b039ff0fd7d3624bf9e172ecd64f"/>
+    <w:bookmarkStart w:id="48" w:name="Xb928366dec2b039ff0fd7d3624bf9e172ecd64f"/>
     <w:p>
       <w:pPr>
         <w:pStyle w:val="Heading3"/>
@@ -13256,8 +13361,8 @@
         <w:t xml:space="preserve">that bypasses the bounded-timeout + state-machine guarantees.</w:t>
       </w:r>
     </w:p>
-    <w:bookmarkEnd w:id="39"/>
-    <w:bookmarkStart w:id="40" w:name="X9ed2e61520de9ed997a15bce346fc5f84826296"/>
+    <w:bookmarkEnd w:id="48"/>
+    <w:bookmarkStart w:id="49" w:name="X9ed2e61520de9ed997a15bce346fc5f84826296"/>
     <w:p>
       <w:pPr>
         <w:pStyle w:val="Heading3"/>
@@ -13652,8 +13757,8 @@
         <w:t xml:space="preserve">// Restricted prior (censored region, coordinator): [ PlainUdp, Lwo, MasqueH3, Shadowsocks, UdpOverTcp ]</w:t>
       </w:r>
     </w:p>
-    <w:bookmarkEnd w:id="40"/>
-    <w:bookmarkStart w:id="41" w:name="X86771543df60dc7f15b22ba3bd9ee2c9136f2b8"/>
+    <w:bookmarkEnd w:id="49"/>
+    <w:bookmarkStart w:id="50" w:name="X86771543df60dc7f15b22ba3bd9ee2c9136f2b8"/>
     <w:p>
       <w:pPr>
         <w:pStyle w:val="Heading3"/>
@@ -14096,8 +14201,8 @@
         <w:t xml:space="preserve">dashboard [01-DP §5.3 step 6].</w:t>
       </w:r>
     </w:p>
-    <w:bookmarkEnd w:id="41"/>
-    <w:bookmarkStart w:id="42" w:name="X3e7ed6d99221bffb5ba1ced85b4697cba9f259d"/>
+    <w:bookmarkEnd w:id="50"/>
+    <w:bookmarkStart w:id="51" w:name="X3e7ed6d99221bffb5ba1ced85b4697cba9f259d"/>
     <w:p>
       <w:pPr>
         <w:pStyle w:val="Heading3"/>
@@ -14177,8 +14282,8 @@
         <w:t xml:space="preserve">are atomic, DG).</w:t>
       </w:r>
     </w:p>
-    <w:bookmarkEnd w:id="42"/>
-    <w:bookmarkStart w:id="43" w:name="Xdb6981f6458c01a616d5e044122cc59f550059a"/>
+    <w:bookmarkEnd w:id="51"/>
+    <w:bookmarkStart w:id="52" w:name="Xdb6981f6458c01a616d5e044122cc59f550059a"/>
     <w:p>
       <w:pPr>
         <w:pStyle w:val="Heading3"/>
@@ -14386,8 +14491,8 @@
         <w:t xml:space="preserve">D6 SURFACED.</w:t>
       </w:r>
     </w:p>
-    <w:bookmarkEnd w:id="43"/>
-    <w:bookmarkStart w:id="44" w:name="X746b205b338cb84b992060ad5ed481b9bb5fab1"/>
+    <w:bookmarkEnd w:id="52"/>
+    <w:bookmarkStart w:id="56" w:name="X746b205b338cb84b992060ad5ed481b9bb5fab1"/>
     <w:p>
       <w:pPr>
         <w:pStyle w:val="Heading3"/>
@@ -14401,11 +14506,46 @@
         <w:pStyle w:val="FirstParagraph"/>
       </w:pPr>
       <w:r>
-        <w:rPr>
-          <w:b/>
-          <w:bCs/>
-        </w:rPr>
-        <w:t xml:space="preserve">[MERMAID RENDER FAILED — block #4]</w:t>
+        <w:drawing>
+          <wp:inline>
+            <wp:extent cx="5334000" cy="3646714"/>
+            <wp:effectExtent b="0" l="0" r="0" t="0"/>
+            <wp:docPr descr="diagram" title="" id="54" name="Picture"/>
+            <a:graphic>
+              <a:graphicData uri="http://schemas.openxmlformats.org/drawingml/2006/picture">
+                <pic:pic>
+                  <pic:nvPicPr>
+                    <pic:cNvPr descr="/tmp/.private/milosvasic/tmp.kxGHLuiXxl/img/diagram_004_baac13434443.png" id="55" name="Picture"/>
+                    <pic:cNvPicPr>
+                      <a:picLocks noChangeArrowheads="1" noChangeAspect="1"/>
+                    </pic:cNvPicPr>
+                  </pic:nvPicPr>
+                  <pic:blipFill>
+                    <a:blip r:embed="rId53"/>
+                    <a:stretch>
+                      <a:fillRect/>
+                    </a:stretch>
+                  </pic:blipFill>
+                  <pic:spPr bwMode="auto">
+                    <a:xfrm>
+                      <a:off x="0" y="0"/>
+                      <a:ext cx="5334000" cy="3646714"/>
+                    </a:xfrm>
+                    <a:prstGeom prst="rect">
+                      <a:avLst/>
+                    </a:prstGeom>
+                    <a:noFill/>
+                    <a:ln w="9525">
+                      <a:noFill/>
+                      <a:headEnd/>
+                      <a:tailEnd/>
+                    </a:ln>
+                  </pic:spPr>
+                </pic:pic>
+              </a:graphicData>
+            </a:graphic>
+          </wp:inline>
+        </w:drawing>
       </w:r>
     </w:p>
     <w:p>
@@ -14415,9 +14555,9 @@
         </w:pict>
       </w:r>
     </w:p>
-    <w:bookmarkEnd w:id="44"/>
-    <w:bookmarkEnd w:id="45"/>
-    <w:bookmarkStart w:id="48" w:name="Xe224259ae140df6c32b438662872eb3ea0c0b7f"/>
+    <w:bookmarkEnd w:id="56"/>
+    <w:bookmarkEnd w:id="57"/>
+    <w:bookmarkStart w:id="60" w:name="Xe224259ae140df6c32b438662872eb3ea0c0b7f"/>
     <w:p>
       <w:pPr>
         <w:pStyle w:val="Heading2"/>
@@ -14995,7 +15135,7 @@
         <w:t xml:space="preserve">}</w:t>
       </w:r>
     </w:p>
-    <w:bookmarkStart w:id="46" w:name="Xe0b916a96bff3376fb09be4d584034a9ea5d6b5"/>
+    <w:bookmarkStart w:id="58" w:name="Xe0b916a96bff3376fb09be4d584034a9ea5d6b5"/>
     <w:p>
       <w:pPr>
         <w:pStyle w:val="Heading3"/>
@@ -15671,8 +15811,8 @@
         </w:tc>
       </w:tr>
     </w:tbl>
-    <w:bookmarkEnd w:id="46"/>
-    <w:bookmarkStart w:id="47" w:name="Xecf33ba0d2cd0a971fbaabda4af88fa6b7eda9b"/>
+    <w:bookmarkEnd w:id="58"/>
+    <w:bookmarkStart w:id="59" w:name="Xecf33ba0d2cd0a971fbaabda4af88fa6b7eda9b"/>
     <w:p>
       <w:pPr>
         <w:pStyle w:val="Heading3"/>
@@ -15883,9 +16023,9 @@
         </w:pict>
       </w:r>
     </w:p>
-    <w:bookmarkEnd w:id="47"/>
-    <w:bookmarkEnd w:id="48"/>
-    <w:bookmarkStart w:id="52" w:name="X007894d91017879e29ca8490f0eb6dd4c90b03d"/>
+    <w:bookmarkEnd w:id="59"/>
+    <w:bookmarkEnd w:id="60"/>
+    <w:bookmarkStart w:id="67" w:name="X007894d91017879e29ca8490f0eb6dd4c90b03d"/>
     <w:p>
       <w:pPr>
         <w:pStyle w:val="Heading2"/>
@@ -15923,14 +16063,49 @@
         <w:pStyle w:val="BodyText"/>
       </w:pPr>
       <w:r>
-        <w:rPr>
-          <w:b/>
-          <w:bCs/>
-        </w:rPr>
-        <w:t xml:space="preserve">[MERMAID RENDER FAILED — block #5]</w:t>
+        <w:drawing>
+          <wp:inline>
+            <wp:extent cx="5334000" cy="932089"/>
+            <wp:effectExtent b="0" l="0" r="0" t="0"/>
+            <wp:docPr descr="diagram" title="" id="62" name="Picture"/>
+            <a:graphic>
+              <a:graphicData uri="http://schemas.openxmlformats.org/drawingml/2006/picture">
+                <pic:pic>
+                  <pic:nvPicPr>
+                    <pic:cNvPr descr="/tmp/.private/milosvasic/tmp.kxGHLuiXxl/img/diagram_005_17674a3d5da5.png" id="63" name="Picture"/>
+                    <pic:cNvPicPr>
+                      <a:picLocks noChangeArrowheads="1" noChangeAspect="1"/>
+                    </pic:cNvPicPr>
+                  </pic:nvPicPr>
+                  <pic:blipFill>
+                    <a:blip r:embed="rId61"/>
+                    <a:stretch>
+                      <a:fillRect/>
+                    </a:stretch>
+                  </pic:blipFill>
+                  <pic:spPr bwMode="auto">
+                    <a:xfrm>
+                      <a:off x="0" y="0"/>
+                      <a:ext cx="5334000" cy="932089"/>
+                    </a:xfrm>
+                    <a:prstGeom prst="rect">
+                      <a:avLst/>
+                    </a:prstGeom>
+                    <a:noFill/>
+                    <a:ln w="9525">
+                      <a:noFill/>
+                      <a:headEnd/>
+                      <a:tailEnd/>
+                    </a:ln>
+                  </pic:spPr>
+                </pic:pic>
+              </a:graphicData>
+            </a:graphic>
+          </wp:inline>
+        </w:drawing>
       </w:r>
     </w:p>
-    <w:bookmarkStart w:id="49" w:name="Xf8a6b9eb3d89c22089e9cbf27a9fb5506ffe9fa"/>
+    <w:bookmarkStart w:id="64" w:name="Xf8a6b9eb3d89c22089e9cbf27a9fb5506ffe9fa"/>
     <w:p>
       <w:pPr>
         <w:pStyle w:val="Heading3"/>
@@ -16042,8 +16217,8 @@
         <w:t xml:space="preserve">sets the inner WG MTU [01-DP §5.1, §10].</w:t>
       </w:r>
     </w:p>
-    <w:bookmarkEnd w:id="49"/>
-    <w:bookmarkStart w:id="50" w:name="Xdf8917b15c73541e2bbcdbe8047a5d6bf04ff11"/>
+    <w:bookmarkEnd w:id="64"/>
+    <w:bookmarkStart w:id="65" w:name="Xdf8917b15c73541e2bbcdbe8047a5d6bf04ff11"/>
     <w:p>
       <w:pPr>
         <w:pStyle w:val="Heading3"/>
@@ -16146,8 +16321,8 @@
         <w:t xml:space="preserve">[01-DP §5.1].</w:t>
       </w:r>
     </w:p>
-    <w:bookmarkEnd w:id="50"/>
-    <w:bookmarkStart w:id="51" w:name="X782552c0f0b6e95ce6c038be39bfc7455a3c468"/>
+    <w:bookmarkEnd w:id="65"/>
+    <w:bookmarkStart w:id="66" w:name="X782552c0f0b6e95ce6c038be39bfc7455a3c468"/>
     <w:p>
       <w:pPr>
         <w:pStyle w:val="Heading3"/>
@@ -16548,9 +16723,9 @@
         </w:pict>
       </w:r>
     </w:p>
-    <w:bookmarkEnd w:id="51"/>
-    <w:bookmarkEnd w:id="52"/>
-    <w:bookmarkStart w:id="55" w:name="Xfec4e43b83d79b4bf049de4889d5db40951147f"/>
+    <w:bookmarkEnd w:id="66"/>
+    <w:bookmarkEnd w:id="67"/>
+    <w:bookmarkStart w:id="70" w:name="Xfec4e43b83d79b4bf049de4889d5db40951147f"/>
     <w:p>
       <w:pPr>
         <w:pStyle w:val="Heading2"/>
@@ -17774,7 +17949,7 @@
         </w:tc>
       </w:tr>
     </w:tbl>
-    <w:bookmarkStart w:id="53" w:name="Xf3dc1cb73514b2e6cff49a9513b0fcae652652e"/>
+    <w:bookmarkStart w:id="68" w:name="Xf3dc1cb73514b2e6cff49a9513b0fcae652652e"/>
     <w:p>
       <w:pPr>
         <w:pStyle w:val="Heading3"/>
@@ -18151,8 +18326,8 @@
         <w:t xml:space="preserve">is a hard error, proven by a denied-oversize capture.</w:t>
       </w:r>
     </w:p>
-    <w:bookmarkEnd w:id="53"/>
-    <w:bookmarkStart w:id="54" w:name="X4e9b75f03400d09f9219ecf2a0ea107f38699a0"/>
+    <w:bookmarkEnd w:id="68"/>
+    <w:bookmarkStart w:id="69" w:name="X4e9b75f03400d09f9219ecf2a0ea107f38699a0"/>
     <w:p>
       <w:pPr>
         <w:pStyle w:val="Heading3"/>
@@ -18299,9 +18474,9 @@
         </w:pict>
       </w:r>
     </w:p>
-    <w:bookmarkEnd w:id="54"/>
-    <w:bookmarkEnd w:id="55"/>
-    <w:bookmarkStart w:id="56" w:name="X470a1ab7f87abcc41f233a5a70995dca08db255"/>
+    <w:bookmarkEnd w:id="69"/>
+    <w:bookmarkEnd w:id="70"/>
+    <w:bookmarkStart w:id="71" w:name="X470a1ab7f87abcc41f233a5a70995dca08db255"/>
     <w:p>
       <w:pPr>
         <w:pStyle w:val="Heading2"/>
@@ -18870,8 +19045,8 @@
         </w:pict>
       </w:r>
     </w:p>
-    <w:bookmarkEnd w:id="56"/>
-    <w:bookmarkStart w:id="57" w:name="X5a49c573b1c3a7865d35731229803ea0680bc51"/>
+    <w:bookmarkEnd w:id="71"/>
+    <w:bookmarkStart w:id="72" w:name="X5a49c573b1c3a7865d35731229803ea0680bc51"/>
     <w:p>
       <w:pPr>
         <w:pStyle w:val="Heading2"/>
@@ -19529,8 +19704,8 @@
         </w:pict>
       </w:r>
     </w:p>
-    <w:bookmarkEnd w:id="57"/>
-    <w:bookmarkStart w:id="58" w:name="X9e06ab1c2efe8c7739f0352752e35d14725ce6a"/>
+    <w:bookmarkEnd w:id="72"/>
+    <w:bookmarkStart w:id="73" w:name="X9e06ab1c2efe8c7739f0352752e35d14725ce6a"/>
     <w:p>
       <w:pPr>
         <w:pStyle w:val="Heading2"/>
@@ -20049,8 +20224,8 @@
         <w:t xml:space="preserve">presented, none silently resolved (§11.4.66).</w:t>
       </w:r>
     </w:p>
-    <w:bookmarkEnd w:id="58"/>
-    <w:bookmarkEnd w:id="59"/>
+    <w:bookmarkEnd w:id="73"/>
+    <w:bookmarkEnd w:id="74"/>
     <w:sectPr>
       <w:footnotePr>
         <w:numRestart w:val="eachSect"/>
